--- a/PoultryPal Demo.docx
+++ b/PoultryPal Demo.docx
@@ -5,9 +5,13 @@
     <w:p/>
     <w:p>
       <w:r>
-        <w:t>Html</w:t>
-      </w:r>
-    </w:p>
+        <w:t>Index.h</w:t>
+      </w:r>
+      <w:r>
+        <w:t>tml</w:t>
+      </w:r>
+    </w:p>
+    <w:p/>
     <w:p>
       <w:r>
         <w:t>&lt;section id="screen" class="screen"&gt;</w:t>
@@ -15,15 +19,7 @@
     </w:p>
     <w:p>
       <w:r>
-        <w:t xml:space="preserve">    &lt;p&gt;Click a button above to explore a </w:t>
-      </w:r>
-      <w:proofErr w:type="gramStart"/>
-      <w:r>
-        <w:t>feature!&lt;</w:t>
-      </w:r>
-      <w:proofErr w:type="gramEnd"/>
-      <w:r>
-        <w:t>/p&gt;</w:t>
+        <w:t xml:space="preserve">    &lt;p&gt;Click a button above to explore a feature!&lt;/p&gt;</w:t>
       </w:r>
     </w:p>
     <w:p>
@@ -33,26 +29,13 @@
     </w:p>
     <w:p/>
     <w:p>
-      <w:proofErr w:type="gramStart"/>
-      <w:r>
-        <w:t>&lt;!--</w:t>
-      </w:r>
-      <w:proofErr w:type="gramEnd"/>
-      <w:r>
-        <w:t xml:space="preserve"> Modal for Vet Consultation --&gt;</w:t>
-      </w:r>
-    </w:p>
-    <w:p>
-      <w:r>
-        <w:t>&lt;div id="</w:t>
-      </w:r>
-      <w:proofErr w:type="spellStart"/>
-      <w:r>
-        <w:t>vetModal</w:t>
-      </w:r>
-      <w:proofErr w:type="spellEnd"/>
-      <w:r>
-        <w:t>" class="modal"&gt;</w:t>
+      <w:r>
+        <w:t>&lt;!-- Modal for Vet Consultation --&gt;</w:t>
+      </w:r>
+    </w:p>
+    <w:p>
+      <w:r>
+        <w:t>&lt;div id="vetModal" class="modal"&gt;</w:t>
       </w:r>
     </w:p>
     <w:p>
@@ -62,23 +45,7 @@
     </w:p>
     <w:p>
       <w:r>
-        <w:t xml:space="preserve">    &lt;span class="close" onclick="</w:t>
-      </w:r>
-      <w:proofErr w:type="spellStart"/>
-      <w:r>
-        <w:t>closeModal</w:t>
-      </w:r>
-      <w:proofErr w:type="spellEnd"/>
-      <w:r>
-        <w:t>('</w:t>
-      </w:r>
-      <w:proofErr w:type="spellStart"/>
-      <w:r>
-        <w:t>vetModal</w:t>
-      </w:r>
-      <w:proofErr w:type="spellEnd"/>
-      <w:r>
-        <w:t>')"&gt;&amp;times;&lt;/span&gt;</w:t>
+        <w:t xml:space="preserve">    &lt;span class="close" onclick="closeModal('vetModal')"&gt;&amp;times;&lt;/span&gt;</w:t>
       </w:r>
     </w:p>
     <w:p>
@@ -108,26 +75,13 @@
     </w:p>
     <w:p/>
     <w:p>
-      <w:proofErr w:type="gramStart"/>
-      <w:r>
-        <w:t>&lt;!--</w:t>
-      </w:r>
-      <w:proofErr w:type="gramEnd"/>
-      <w:r>
-        <w:t xml:space="preserve"> Modal for Drugs Shop --&gt;</w:t>
-      </w:r>
-    </w:p>
-    <w:p>
-      <w:r>
-        <w:t>&lt;div id="</w:t>
-      </w:r>
-      <w:proofErr w:type="spellStart"/>
-      <w:r>
-        <w:t>drugsModal</w:t>
-      </w:r>
-      <w:proofErr w:type="spellEnd"/>
-      <w:r>
-        <w:t>" class="modal"&gt;</w:t>
+      <w:r>
+        <w:t>&lt;!-- Modal for Drugs Shop --&gt;</w:t>
+      </w:r>
+    </w:p>
+    <w:p>
+      <w:r>
+        <w:t>&lt;div id="drugsModal" class="modal"&gt;</w:t>
       </w:r>
     </w:p>
     <w:p>
@@ -137,23 +91,7 @@
     </w:p>
     <w:p>
       <w:r>
-        <w:t xml:space="preserve">    &lt;span class="close" onclick="</w:t>
-      </w:r>
-      <w:proofErr w:type="spellStart"/>
-      <w:r>
-        <w:t>closeModal</w:t>
-      </w:r>
-      <w:proofErr w:type="spellEnd"/>
-      <w:r>
-        <w:t>('</w:t>
-      </w:r>
-      <w:proofErr w:type="spellStart"/>
-      <w:r>
-        <w:t>drugsModal</w:t>
-      </w:r>
-      <w:proofErr w:type="spellEnd"/>
-      <w:r>
-        <w:t>')"&gt;&amp;times;&lt;/span&gt;</w:t>
+        <w:t xml:space="preserve">    &lt;span class="close" onclick="closeModal('drugsModal')"&gt;&amp;times;&lt;/span&gt;</w:t>
       </w:r>
     </w:p>
     <w:p>
@@ -163,15 +101,7 @@
     </w:p>
     <w:p>
       <w:r>
-        <w:t xml:space="preserve">    &lt;p&gt;Browse and purchase poultry medicines recommended by </w:t>
-      </w:r>
-      <w:proofErr w:type="gramStart"/>
-      <w:r>
-        <w:t>vets.&lt;</w:t>
-      </w:r>
-      <w:proofErr w:type="gramEnd"/>
-      <w:r>
-        <w:t>/p&gt;</w:t>
+        <w:t xml:space="preserve">    &lt;p&gt;Browse and purchase poultry medicines recommended by vets.&lt;/p&gt;</w:t>
       </w:r>
     </w:p>
     <w:p>
@@ -191,93 +121,317 @@
     </w:p>
     <w:p/>
     <w:p>
-      <w:proofErr w:type="spellStart"/>
+      <w:r>
+        <w:t>C</w:t>
+      </w:r>
+      <w:r>
+        <w:t>ss</w:t>
+      </w:r>
+      <w:r>
+        <w:t>/styles.css</w:t>
+      </w:r>
+    </w:p>
+    <w:p/>
+    <w:p>
+      <w:r>
+        <w:t>/*</w:t>
+      </w:r>
+      <w:r>
+        <w:t xml:space="preserve"> Modal Styles */</w:t>
+      </w:r>
+    </w:p>
+    <w:p>
+      <w:r>
+        <w:t>.modal {</w:t>
+      </w:r>
+    </w:p>
+    <w:p>
+      <w:r>
+        <w:t xml:space="preserve">  display: none; </w:t>
+      </w:r>
+    </w:p>
+    <w:p>
+      <w:r>
+        <w:t xml:space="preserve">  position: fixed; </w:t>
+      </w:r>
+    </w:p>
+    <w:p>
+      <w:r>
+        <w:t xml:space="preserve">  z-index: 1; </w:t>
+      </w:r>
+    </w:p>
+    <w:p>
+      <w:r>
+        <w:t xml:space="preserve">  padding-top: 60px; </w:t>
+      </w:r>
+    </w:p>
+    <w:p>
+      <w:r>
+        <w:t xml:space="preserve">  left: 0;</w:t>
+      </w:r>
+    </w:p>
+    <w:p>
+      <w:r>
+        <w:t xml:space="preserve">  top: 0;</w:t>
+      </w:r>
+    </w:p>
+    <w:p>
+      <w:r>
+        <w:t xml:space="preserve">  width: 100%; </w:t>
+      </w:r>
+    </w:p>
+    <w:p>
+      <w:r>
+        <w:t xml:space="preserve">  height: 100%; </w:t>
+      </w:r>
+    </w:p>
+    <w:p>
+      <w:r>
+        <w:t xml:space="preserve">  overflow: auto; </w:t>
+      </w:r>
+    </w:p>
+    <w:p>
+      <w:r>
+        <w:t xml:space="preserve">  background-color: rgba(0,0,0,0.4);</w:t>
+      </w:r>
+    </w:p>
+    <w:p>
+      <w:r>
+        <w:t>}</w:t>
+      </w:r>
+    </w:p>
+    <w:p>
+      <w:r>
+        <w:t>.modal-content {</w:t>
+      </w:r>
+    </w:p>
+    <w:p>
+      <w:r>
+        <w:t xml:space="preserve">  background-color: #fff8dc;</w:t>
+      </w:r>
+    </w:p>
+    <w:p>
+      <w:r>
+        <w:t xml:space="preserve">  margin: 5% auto;</w:t>
+      </w:r>
+    </w:p>
+    <w:p>
+      <w:r>
+        <w:t xml:space="preserve">  padding: 20px;</w:t>
+      </w:r>
+    </w:p>
+    <w:p>
+      <w:r>
+        <w:t xml:space="preserve">  border-radius: 10px;</w:t>
+      </w:r>
+    </w:p>
+    <w:p>
+      <w:r>
+        <w:t xml:space="preserve">  width: 80%;</w:t>
+      </w:r>
+    </w:p>
+    <w:p>
+      <w:r>
+        <w:t xml:space="preserve">  max-width: 400px;</w:t>
+      </w:r>
+    </w:p>
+    <w:p>
+      <w:r>
+        <w:t>}</w:t>
+      </w:r>
+    </w:p>
+    <w:p>
+      <w:r>
+        <w:t>.close {</w:t>
+      </w:r>
+    </w:p>
+    <w:p>
+      <w:r>
+        <w:t xml:space="preserve">  color: #333;</w:t>
+      </w:r>
+    </w:p>
+    <w:p>
       <w:r>
         <w:lastRenderedPageBreak/>
-        <w:t>Css</w:t>
-      </w:r>
-      <w:proofErr w:type="spellEnd"/>
+        <w:t xml:space="preserve">  float: right;</w:t>
+      </w:r>
+    </w:p>
+    <w:p>
+      <w:r>
+        <w:t xml:space="preserve">  font-size: 28px;</w:t>
+      </w:r>
+    </w:p>
+    <w:p>
+      <w:r>
+        <w:t xml:space="preserve">  font-weight: bold;</w:t>
+      </w:r>
+    </w:p>
+    <w:p>
+      <w:r>
+        <w:t xml:space="preserve">  cursor: pointer;</w:t>
+      </w:r>
+    </w:p>
+    <w:p>
+      <w:r>
+        <w:t>}</w:t>
+      </w:r>
+    </w:p>
+    <w:p>
+      <w:r>
+        <w:t>.close:hover {</w:t>
+      </w:r>
+    </w:p>
+    <w:p>
+      <w:r>
+        <w:t xml:space="preserve">  color: red;</w:t>
+      </w:r>
+    </w:p>
+    <w:p>
+      <w:r>
+        <w:t>}</w:t>
+      </w:r>
     </w:p>
     <w:p/>
     <w:p>
       <w:r>
-        <w:t>/*</w:t>
-      </w:r>
-      <w:r>
-        <w:t xml:space="preserve"> Modal Styles */</w:t>
-      </w:r>
-    </w:p>
-    <w:p>
-      <w:proofErr w:type="gramStart"/>
-      <w:r>
-        <w:t>.modal</w:t>
-      </w:r>
-      <w:proofErr w:type="gramEnd"/>
-      <w:r>
-        <w:t xml:space="preserve"> {</w:t>
-      </w:r>
-    </w:p>
-    <w:p>
-      <w:r>
-        <w:t xml:space="preserve">  display: none; </w:t>
-      </w:r>
-    </w:p>
-    <w:p>
-      <w:r>
-        <w:t xml:space="preserve">  position: fixed; </w:t>
-      </w:r>
-    </w:p>
-    <w:p>
-      <w:r>
-        <w:t xml:space="preserve">  z-index: 1; </w:t>
-      </w:r>
-    </w:p>
-    <w:p>
-      <w:r>
-        <w:t xml:space="preserve">  padding-top: 60px; </w:t>
-      </w:r>
-    </w:p>
-    <w:p>
-      <w:r>
-        <w:t xml:space="preserve">  left: 0;</w:t>
-      </w:r>
-    </w:p>
-    <w:p>
-      <w:r>
-        <w:t xml:space="preserve">  top: 0;</w:t>
-      </w:r>
-    </w:p>
-    <w:p>
-      <w:r>
-        <w:t xml:space="preserve">  width: 100%; </w:t>
-      </w:r>
-    </w:p>
-    <w:p>
-      <w:r>
-        <w:t xml:space="preserve">  height: 100%; </w:t>
-      </w:r>
-    </w:p>
-    <w:p>
-      <w:r>
-        <w:t xml:space="preserve">  overflow: auto; </w:t>
-      </w:r>
-    </w:p>
-    <w:p>
-      <w:r>
-        <w:t xml:space="preserve">  background-color: </w:t>
-      </w:r>
-      <w:proofErr w:type="spellStart"/>
-      <w:proofErr w:type="gramStart"/>
-      <w:r>
-        <w:t>rgba</w:t>
-      </w:r>
-      <w:proofErr w:type="spellEnd"/>
-      <w:r>
-        <w:t>(</w:t>
-      </w:r>
-      <w:proofErr w:type="gramEnd"/>
-      <w:r>
-        <w:t>0,0,0,0.4);</w:t>
+        <w:t>J</w:t>
+      </w:r>
+      <w:r>
+        <w:t>s/</w:t>
+      </w:r>
+      <w:r>
+        <w:t>script</w:t>
+      </w:r>
+      <w:r>
+        <w:t>.js</w:t>
+      </w:r>
+    </w:p>
+    <w:p/>
+    <w:p>
+      <w:r>
+        <w:t>function showScreen(feature) {</w:t>
+      </w:r>
+    </w:p>
+    <w:p>
+      <w:r>
+        <w:t xml:space="preserve">    const screen = document.getElementById('screen');</w:t>
+      </w:r>
+    </w:p>
+    <w:p>
+      <w:r>
+        <w:t xml:space="preserve">    screen.innerHTML = ''; // Clear previous content</w:t>
+      </w:r>
+    </w:p>
+    <w:p/>
+    <w:p>
+      <w:r>
+        <w:t xml:space="preserve">    switch(feature) {</w:t>
+      </w:r>
+    </w:p>
+    <w:p>
+      <w:r>
+        <w:t xml:space="preserve">        case 'feed':</w:t>
+      </w:r>
+    </w:p>
+    <w:p>
+      <w:r>
+        <w:t xml:space="preserve">            screen.innerHTML = &lt;h2&gt;Feed Entry&lt;/h2&gt;&lt;p&gt;Enter feed quantity and cost here.&lt;/p&gt;;</w:t>
+      </w:r>
+    </w:p>
+    <w:p>
+      <w:r>
+        <w:t xml:space="preserve">            break;</w:t>
+      </w:r>
+    </w:p>
+    <w:p>
+      <w:r>
+        <w:t xml:space="preserve">        case 'mortality':</w:t>
+      </w:r>
+    </w:p>
+    <w:p>
+      <w:r>
+        <w:t xml:space="preserve">            screen.innerHTML = &lt;h2&gt;Mortality Entry&lt;/h2&gt;&lt;p&gt;Record daily bird mortality here.&lt;/p&gt;;</w:t>
+      </w:r>
+    </w:p>
+    <w:p>
+      <w:r>
+        <w:t xml:space="preserve">            break;</w:t>
+      </w:r>
+    </w:p>
+    <w:p>
+      <w:r>
+        <w:t xml:space="preserve">        case 'health':</w:t>
+      </w:r>
+    </w:p>
+    <w:p>
+      <w:r>
+        <w:t xml:space="preserve">            screen.innerHTML = &lt;h2&gt;Health Checker&lt;/h2&gt;&lt;p&gt;Input symptoms to get disease suggestions.&lt;/p&gt;;</w:t>
+      </w:r>
+    </w:p>
+    <w:p>
+      <w:r>
+        <w:t xml:space="preserve">            break;</w:t>
+      </w:r>
+    </w:p>
+    <w:p>
+      <w:r>
+        <w:lastRenderedPageBreak/>
+        <w:t xml:space="preserve">        case 'vaccine':</w:t>
+      </w:r>
+    </w:p>
+    <w:p>
+      <w:r>
+        <w:t xml:space="preserve">            screen.innerHTML = &lt;h2&gt;Vaccination Tracker&lt;/h2&gt;&lt;p&gt;Track vaccination schedules and alerts.&lt;/p&gt;;</w:t>
+      </w:r>
+    </w:p>
+    <w:p>
+      <w:r>
+        <w:t xml:space="preserve">            break;</w:t>
+      </w:r>
+    </w:p>
+    <w:p>
+      <w:r>
+        <w:t xml:space="preserve">        case 'vet':</w:t>
+      </w:r>
+    </w:p>
+    <w:p>
+      <w:r>
+        <w:t xml:space="preserve">                        openModal('vetModal');</w:t>
+      </w:r>
+    </w:p>
+    <w:p>
+      <w:r>
+        <w:t xml:space="preserve">            break;</w:t>
+      </w:r>
+    </w:p>
+    <w:p>
+      <w:r>
+        <w:t xml:space="preserve">        case 'drugs':</w:t>
+      </w:r>
+    </w:p>
+    <w:p>
+      <w:r>
+        <w:t xml:space="preserve">            openModal('drugsModal');</w:t>
+      </w:r>
+    </w:p>
+    <w:p>
+      <w:r>
+        <w:t xml:space="preserve">            break;</w:t>
+      </w:r>
+    </w:p>
+    <w:p>
+      <w:r>
+        <w:t xml:space="preserve">        default:</w:t>
+      </w:r>
+    </w:p>
+    <w:p>
+      <w:r>
+        <w:t xml:space="preserve">            screen.innerHTML = &lt;p&gt;Click a button above to explore a feature!&lt;/p&gt;;</w:t>
+      </w:r>
+    </w:p>
+    <w:p>
+      <w:r>
+        <w:t xml:space="preserve">    }</w:t>
       </w:r>
     </w:p>
     <w:p>
@@ -285,44 +439,20 @@
         <w:t>}</w:t>
       </w:r>
     </w:p>
-    <w:p>
-      <w:proofErr w:type="gramStart"/>
-      <w:r>
-        <w:t>.modal</w:t>
-      </w:r>
-      <w:proofErr w:type="gramEnd"/>
-      <w:r>
-        <w:t>-content {</w:t>
-      </w:r>
-    </w:p>
-    <w:p>
-      <w:r>
-        <w:t xml:space="preserve">  background-color: #fff8dc;</w:t>
-      </w:r>
-    </w:p>
-    <w:p>
-      <w:r>
-        <w:t xml:space="preserve">  margin: 5% auto;</w:t>
-      </w:r>
-    </w:p>
-    <w:p>
-      <w:r>
-        <w:t xml:space="preserve">  padding: 20px;</w:t>
-      </w:r>
-    </w:p>
-    <w:p>
-      <w:r>
-        <w:t xml:space="preserve">  border-radius: 10px;</w:t>
-      </w:r>
-    </w:p>
-    <w:p>
-      <w:r>
-        <w:t xml:space="preserve">  width: 80%;</w:t>
-      </w:r>
-    </w:p>
-    <w:p>
-      <w:r>
-        <w:t xml:space="preserve">  max-width: 400px;</w:t>
+    <w:p/>
+    <w:p>
+      <w:r>
+        <w:t>// Modal Functions</w:t>
+      </w:r>
+    </w:p>
+    <w:p>
+      <w:r>
+        <w:t>function openModal(id) {</w:t>
+      </w:r>
+    </w:p>
+    <w:p>
+      <w:r>
+        <w:t xml:space="preserve">    document.getElementById(id).style.display = "block";</w:t>
       </w:r>
     </w:p>
     <w:p>
@@ -330,616 +460,52 @@
         <w:t>}</w:t>
       </w:r>
     </w:p>
-    <w:p>
-      <w:proofErr w:type="gramStart"/>
-      <w:r>
-        <w:t>.close</w:t>
-      </w:r>
-      <w:proofErr w:type="gramEnd"/>
-      <w:r>
-        <w:t xml:space="preserve"> {</w:t>
-      </w:r>
-    </w:p>
-    <w:p>
-      <w:r>
-        <w:t xml:space="preserve">  color: #333;</w:t>
-      </w:r>
-    </w:p>
-    <w:p>
-      <w:r>
-        <w:t xml:space="preserve">  float: right;</w:t>
+    <w:p/>
+    <w:p>
+      <w:r>
+        <w:t>function closeModal(id) {</w:t>
+      </w:r>
+    </w:p>
+    <w:p>
+      <w:r>
+        <w:t xml:space="preserve">    document.getElementById(id).style.display = "none";</w:t>
+      </w:r>
+    </w:p>
+    <w:p>
+      <w:r>
+        <w:t>}</w:t>
+      </w:r>
+    </w:p>
+    <w:p/>
+    <w:p>
+      <w:r>
+        <w:t>// Close modal when clicking outside</w:t>
+      </w:r>
+    </w:p>
+    <w:p>
+      <w:r>
+        <w:t>window.onclick = function(event) {</w:t>
       </w:r>
     </w:p>
     <w:p>
       <w:r>
         <w:lastRenderedPageBreak/>
-        <w:t xml:space="preserve">  font-size: 28px;</w:t>
-      </w:r>
-    </w:p>
-    <w:p>
-      <w:r>
-        <w:t xml:space="preserve">  font-weight: bold;</w:t>
-      </w:r>
-    </w:p>
-    <w:p>
-      <w:r>
-        <w:t xml:space="preserve">  cursor: pointer;</w:t>
-      </w:r>
-    </w:p>
-    <w:p>
-      <w:r>
-        <w:t>}</w:t>
-      </w:r>
-    </w:p>
-    <w:p>
-      <w:proofErr w:type="gramStart"/>
-      <w:r>
-        <w:t>.</w:t>
-      </w:r>
-      <w:proofErr w:type="spellStart"/>
-      <w:r>
-        <w:t>close</w:t>
-      </w:r>
-      <w:proofErr w:type="gramEnd"/>
-      <w:r>
-        <w:t>:hover</w:t>
-      </w:r>
-      <w:proofErr w:type="spellEnd"/>
-      <w:r>
-        <w:t xml:space="preserve"> {</w:t>
-      </w:r>
-    </w:p>
-    <w:p>
-      <w:r>
-        <w:t xml:space="preserve">  color: red;</w:t>
-      </w:r>
-    </w:p>
-    <w:p>
-      <w:r>
-        <w:t>}</w:t>
-      </w:r>
-    </w:p>
-    <w:p/>
-    <w:p>
-      <w:proofErr w:type="spellStart"/>
-      <w:r>
-        <w:t>Javascript</w:t>
-      </w:r>
-      <w:proofErr w:type="spellEnd"/>
-    </w:p>
-    <w:p/>
-    <w:p>
-      <w:r>
-        <w:t xml:space="preserve">function </w:t>
-      </w:r>
-      <w:proofErr w:type="spellStart"/>
-      <w:r>
-        <w:t>showScreen</w:t>
-      </w:r>
-      <w:proofErr w:type="spellEnd"/>
-      <w:r>
-        <w:t>(feature) {</w:t>
-      </w:r>
-    </w:p>
-    <w:p>
-      <w:r>
-        <w:t xml:space="preserve">    const screen = </w:t>
-      </w:r>
-      <w:proofErr w:type="spellStart"/>
-      <w:proofErr w:type="gramStart"/>
-      <w:r>
-        <w:t>document.getElementById</w:t>
-      </w:r>
-      <w:proofErr w:type="spellEnd"/>
-      <w:proofErr w:type="gramEnd"/>
-      <w:r>
-        <w:t>('screen');</w:t>
-      </w:r>
-    </w:p>
-    <w:p>
-      <w:r>
-        <w:t xml:space="preserve">    </w:t>
-      </w:r>
-      <w:proofErr w:type="spellStart"/>
-      <w:proofErr w:type="gramStart"/>
-      <w:r>
-        <w:t>screen.innerHTML</w:t>
-      </w:r>
-      <w:proofErr w:type="spellEnd"/>
-      <w:proofErr w:type="gramEnd"/>
-      <w:r>
-        <w:t xml:space="preserve"> = ''; // Clear previous content</w:t>
-      </w:r>
-    </w:p>
-    <w:p/>
-    <w:p>
-      <w:r>
-        <w:t xml:space="preserve">    switch(feature) {</w:t>
-      </w:r>
-    </w:p>
-    <w:p>
-      <w:r>
-        <w:t xml:space="preserve">        case 'feed':</w:t>
-      </w:r>
-    </w:p>
-    <w:p>
-      <w:r>
-        <w:t xml:space="preserve">            </w:t>
-      </w:r>
-      <w:proofErr w:type="spellStart"/>
-      <w:proofErr w:type="gramStart"/>
-      <w:r>
-        <w:t>screen.innerHTML</w:t>
-      </w:r>
-      <w:proofErr w:type="spellEnd"/>
-      <w:proofErr w:type="gramEnd"/>
-      <w:r>
-        <w:t xml:space="preserve"> = &lt;h2&gt;Feed Entry&lt;/h2&gt;&lt;p&gt;Enter feed quantity and cost </w:t>
-      </w:r>
-      <w:proofErr w:type="gramStart"/>
-      <w:r>
-        <w:t>here.&lt;</w:t>
-      </w:r>
-      <w:proofErr w:type="gramEnd"/>
-      <w:r>
-        <w:t>/p&gt;;</w:t>
-      </w:r>
-    </w:p>
-    <w:p>
-      <w:r>
-        <w:t xml:space="preserve">            break;</w:t>
-      </w:r>
-    </w:p>
-    <w:p>
-      <w:r>
-        <w:t xml:space="preserve">        case 'mortality':</w:t>
-      </w:r>
-    </w:p>
-    <w:p>
-      <w:r>
-        <w:t xml:space="preserve">            </w:t>
-      </w:r>
-      <w:proofErr w:type="spellStart"/>
-      <w:proofErr w:type="gramStart"/>
-      <w:r>
-        <w:t>screen.innerHTML</w:t>
-      </w:r>
-      <w:proofErr w:type="spellEnd"/>
-      <w:proofErr w:type="gramEnd"/>
-      <w:r>
-        <w:t xml:space="preserve"> = &lt;h2&gt;Mortality Entry&lt;/h2&gt;&lt;p&gt;Record daily bird mortality </w:t>
-      </w:r>
-      <w:proofErr w:type="gramStart"/>
-      <w:r>
-        <w:t>here.&lt;</w:t>
-      </w:r>
-      <w:proofErr w:type="gramEnd"/>
-      <w:r>
-        <w:t>/p&gt;;</w:t>
-      </w:r>
-    </w:p>
-    <w:p>
-      <w:r>
-        <w:t xml:space="preserve">            break;</w:t>
-      </w:r>
-    </w:p>
-    <w:p>
-      <w:r>
-        <w:t xml:space="preserve">        case 'health':</w:t>
-      </w:r>
-    </w:p>
-    <w:p>
-      <w:r>
-        <w:t xml:space="preserve">            </w:t>
-      </w:r>
-      <w:proofErr w:type="spellStart"/>
-      <w:proofErr w:type="gramStart"/>
-      <w:r>
-        <w:t>screen.innerHTML</w:t>
-      </w:r>
-      <w:proofErr w:type="spellEnd"/>
-      <w:proofErr w:type="gramEnd"/>
-      <w:r>
-        <w:t xml:space="preserve"> = &lt;h2&gt;Health Checker&lt;/h2&gt;&lt;p&gt;Input symptoms to get disease </w:t>
-      </w:r>
-      <w:proofErr w:type="gramStart"/>
-      <w:r>
-        <w:t>suggestions.&lt;</w:t>
-      </w:r>
-      <w:proofErr w:type="gramEnd"/>
-      <w:r>
-        <w:t>/p&gt;;</w:t>
-      </w:r>
-    </w:p>
-    <w:p>
-      <w:r>
-        <w:t xml:space="preserve">            break;</w:t>
-      </w:r>
-    </w:p>
-    <w:p>
-      <w:r>
-        <w:t xml:space="preserve">        case 'vaccine':</w:t>
-      </w:r>
-    </w:p>
-    <w:p>
-      <w:r>
-        <w:lastRenderedPageBreak/>
-        <w:t xml:space="preserve">            </w:t>
-      </w:r>
-      <w:proofErr w:type="spellStart"/>
-      <w:proofErr w:type="gramStart"/>
-      <w:r>
-        <w:t>screen.innerHTML</w:t>
-      </w:r>
-      <w:proofErr w:type="spellEnd"/>
-      <w:proofErr w:type="gramEnd"/>
-      <w:r>
-        <w:t xml:space="preserve"> = &lt;h2&gt;Vaccination Tracker&lt;/h2&gt;&lt;p&gt;Track vaccination schedules and </w:t>
-      </w:r>
-      <w:proofErr w:type="gramStart"/>
-      <w:r>
-        <w:t>alerts.&lt;</w:t>
-      </w:r>
-      <w:proofErr w:type="gramEnd"/>
-      <w:r>
-        <w:t>/p&gt;;</w:t>
-      </w:r>
-    </w:p>
-    <w:p>
-      <w:r>
-        <w:t xml:space="preserve">            break;</w:t>
-      </w:r>
-    </w:p>
-    <w:p>
-      <w:r>
-        <w:t xml:space="preserve">        case 'vet':</w:t>
-      </w:r>
-    </w:p>
-    <w:p>
-      <w:r>
-        <w:t xml:space="preserve">                        </w:t>
-      </w:r>
-      <w:proofErr w:type="spellStart"/>
-      <w:r>
-        <w:t>openModal</w:t>
-      </w:r>
-      <w:proofErr w:type="spellEnd"/>
-      <w:r>
-        <w:t>('</w:t>
-      </w:r>
-      <w:proofErr w:type="spellStart"/>
-      <w:r>
-        <w:t>vetModal</w:t>
-      </w:r>
-      <w:proofErr w:type="spellEnd"/>
-      <w:r>
-        <w:t>');</w:t>
-      </w:r>
-    </w:p>
-    <w:p>
-      <w:r>
-        <w:t xml:space="preserve">            break;</w:t>
-      </w:r>
-    </w:p>
-    <w:p>
-      <w:r>
-        <w:t xml:space="preserve">        case 'drugs':</w:t>
-      </w:r>
-    </w:p>
-    <w:p>
-      <w:r>
-        <w:t xml:space="preserve">            </w:t>
-      </w:r>
-      <w:proofErr w:type="spellStart"/>
-      <w:r>
-        <w:t>openModal</w:t>
-      </w:r>
-      <w:proofErr w:type="spellEnd"/>
-      <w:r>
-        <w:t>('</w:t>
-      </w:r>
-      <w:proofErr w:type="spellStart"/>
-      <w:r>
-        <w:t>drugsModal</w:t>
-      </w:r>
-      <w:proofErr w:type="spellEnd"/>
-      <w:r>
-        <w:t>');</w:t>
-      </w:r>
-    </w:p>
-    <w:p>
-      <w:r>
-        <w:t xml:space="preserve">            break;</w:t>
-      </w:r>
-    </w:p>
-    <w:p>
-      <w:r>
-        <w:t xml:space="preserve">        default:</w:t>
-      </w:r>
-    </w:p>
-    <w:p>
-      <w:r>
-        <w:t xml:space="preserve">            </w:t>
-      </w:r>
-      <w:proofErr w:type="spellStart"/>
-      <w:proofErr w:type="gramStart"/>
-      <w:r>
-        <w:t>screen.innerHTML</w:t>
-      </w:r>
-      <w:proofErr w:type="spellEnd"/>
-      <w:proofErr w:type="gramEnd"/>
-      <w:r>
-        <w:t xml:space="preserve"> = &lt;p&gt;Click a button above to explore a </w:t>
-      </w:r>
-      <w:proofErr w:type="gramStart"/>
-      <w:r>
-        <w:t>feature!&lt;</w:t>
-      </w:r>
-      <w:proofErr w:type="gramEnd"/>
-      <w:r>
-        <w:t>/p&gt;;</w:t>
-      </w:r>
-    </w:p>
-    <w:p>
-      <w:r>
-        <w:t xml:space="preserve">    }</w:t>
-      </w:r>
-    </w:p>
-    <w:p>
-      <w:r>
-        <w:t>}</w:t>
-      </w:r>
-    </w:p>
-    <w:p/>
-    <w:p>
-      <w:r>
-        <w:t>// Modal Functions</w:t>
-      </w:r>
-    </w:p>
-    <w:p>
-      <w:r>
-        <w:t xml:space="preserve">function </w:t>
-      </w:r>
-      <w:proofErr w:type="spellStart"/>
-      <w:r>
-        <w:t>openModal</w:t>
-      </w:r>
-      <w:proofErr w:type="spellEnd"/>
-      <w:r>
-        <w:t>(id) {</w:t>
-      </w:r>
-    </w:p>
-    <w:p>
-      <w:r>
-        <w:t xml:space="preserve">    </w:t>
-      </w:r>
-      <w:proofErr w:type="spellStart"/>
-      <w:proofErr w:type="gramStart"/>
-      <w:r>
-        <w:t>document.getElementById</w:t>
-      </w:r>
-      <w:proofErr w:type="spellEnd"/>
-      <w:proofErr w:type="gramEnd"/>
-      <w:r>
-        <w:t>(id</w:t>
-      </w:r>
-      <w:proofErr w:type="gramStart"/>
-      <w:r>
-        <w:t>).</w:t>
-      </w:r>
-      <w:proofErr w:type="spellStart"/>
-      <w:r>
-        <w:t>style</w:t>
-      </w:r>
-      <w:proofErr w:type="gramEnd"/>
-      <w:r>
-        <w:t>.display</w:t>
-      </w:r>
-      <w:proofErr w:type="spellEnd"/>
-      <w:r>
-        <w:t xml:space="preserve"> = "block";</w:t>
-      </w:r>
-    </w:p>
-    <w:p>
-      <w:r>
-        <w:t>}</w:t>
-      </w:r>
-    </w:p>
-    <w:p/>
-    <w:p>
-      <w:r>
-        <w:t xml:space="preserve">function </w:t>
-      </w:r>
-      <w:proofErr w:type="spellStart"/>
-      <w:r>
-        <w:t>closeModal</w:t>
-      </w:r>
-      <w:proofErr w:type="spellEnd"/>
-      <w:r>
-        <w:t>(id) {</w:t>
-      </w:r>
-    </w:p>
-    <w:p>
-      <w:r>
-        <w:t xml:space="preserve">    </w:t>
-      </w:r>
-      <w:proofErr w:type="spellStart"/>
-      <w:proofErr w:type="gramStart"/>
-      <w:r>
-        <w:t>document.getElementById</w:t>
-      </w:r>
-      <w:proofErr w:type="spellEnd"/>
-      <w:proofErr w:type="gramEnd"/>
-      <w:r>
-        <w:t>(id</w:t>
-      </w:r>
-      <w:proofErr w:type="gramStart"/>
-      <w:r>
-        <w:t>).</w:t>
-      </w:r>
-      <w:proofErr w:type="spellStart"/>
-      <w:r>
-        <w:t>style</w:t>
-      </w:r>
-      <w:proofErr w:type="gramEnd"/>
-      <w:r>
-        <w:t>.display</w:t>
-      </w:r>
-      <w:proofErr w:type="spellEnd"/>
-      <w:r>
-        <w:t xml:space="preserve"> = "none";</w:t>
-      </w:r>
-    </w:p>
-    <w:p>
-      <w:r>
-        <w:t>}</w:t>
-      </w:r>
-    </w:p>
-    <w:p/>
-    <w:p>
-      <w:r>
-        <w:t>// Close modal when clicking outside</w:t>
-      </w:r>
-    </w:p>
-    <w:p>
-      <w:proofErr w:type="spellStart"/>
-      <w:proofErr w:type="gramStart"/>
-      <w:r>
-        <w:t>window.onclick</w:t>
-      </w:r>
-      <w:proofErr w:type="spellEnd"/>
-      <w:proofErr w:type="gramEnd"/>
-      <w:r>
-        <w:t xml:space="preserve"> = function(event) {</w:t>
-      </w:r>
-    </w:p>
-    <w:p>
-      <w:r>
-        <w:t xml:space="preserve">    const </w:t>
-      </w:r>
-      <w:proofErr w:type="spellStart"/>
-      <w:r>
-        <w:t>vetModal</w:t>
-      </w:r>
-      <w:proofErr w:type="spellEnd"/>
-      <w:r>
-        <w:t xml:space="preserve"> = </w:t>
-      </w:r>
-      <w:proofErr w:type="spellStart"/>
-      <w:proofErr w:type="gramStart"/>
-      <w:r>
-        <w:t>document.getElementById</w:t>
-      </w:r>
-      <w:proofErr w:type="spellEnd"/>
-      <w:proofErr w:type="gramEnd"/>
-      <w:r>
-        <w:t>('</w:t>
-      </w:r>
-      <w:proofErr w:type="spellStart"/>
-      <w:r>
-        <w:t>vetModal</w:t>
-      </w:r>
-      <w:proofErr w:type="spellEnd"/>
-      <w:r>
-        <w:t>');</w:t>
-      </w:r>
-    </w:p>
-    <w:p>
-      <w:r>
-        <w:lastRenderedPageBreak/>
-        <w:t xml:space="preserve">    const </w:t>
-      </w:r>
-      <w:proofErr w:type="spellStart"/>
-      <w:r>
-        <w:t>drugsModal</w:t>
-      </w:r>
-      <w:proofErr w:type="spellEnd"/>
-      <w:r>
-        <w:t xml:space="preserve"> = </w:t>
-      </w:r>
-      <w:proofErr w:type="spellStart"/>
-      <w:proofErr w:type="gramStart"/>
-      <w:r>
-        <w:t>document.getElementById</w:t>
-      </w:r>
-      <w:proofErr w:type="spellEnd"/>
-      <w:proofErr w:type="gramEnd"/>
-      <w:r>
-        <w:t>('</w:t>
-      </w:r>
-      <w:proofErr w:type="spellStart"/>
-      <w:r>
-        <w:t>drugsModal</w:t>
-      </w:r>
-      <w:proofErr w:type="spellEnd"/>
-      <w:r>
-        <w:t>');</w:t>
-      </w:r>
-    </w:p>
-    <w:p>
-      <w:r>
-        <w:t xml:space="preserve">    if (</w:t>
-      </w:r>
-      <w:proofErr w:type="spellStart"/>
-      <w:proofErr w:type="gramStart"/>
-      <w:r>
-        <w:t>event.target</w:t>
-      </w:r>
-      <w:proofErr w:type="spellEnd"/>
-      <w:proofErr w:type="gramEnd"/>
-      <w:r>
-        <w:t xml:space="preserve"> == </w:t>
-      </w:r>
-      <w:proofErr w:type="spellStart"/>
-      <w:r>
-        <w:t>vetModal</w:t>
-      </w:r>
-      <w:proofErr w:type="spellEnd"/>
-      <w:r>
-        <w:t xml:space="preserve">) </w:t>
-      </w:r>
-      <w:proofErr w:type="spellStart"/>
-      <w:proofErr w:type="gramStart"/>
-      <w:r>
-        <w:t>vetModal.style.display</w:t>
-      </w:r>
-      <w:proofErr w:type="spellEnd"/>
-      <w:proofErr w:type="gramEnd"/>
-      <w:r>
-        <w:t xml:space="preserve"> = "none";</w:t>
-      </w:r>
-    </w:p>
-    <w:p>
-      <w:r>
-        <w:t xml:space="preserve">    if (</w:t>
-      </w:r>
-      <w:proofErr w:type="spellStart"/>
-      <w:proofErr w:type="gramStart"/>
-      <w:r>
-        <w:t>event.target</w:t>
-      </w:r>
-      <w:proofErr w:type="spellEnd"/>
-      <w:proofErr w:type="gramEnd"/>
-      <w:r>
-        <w:t xml:space="preserve"> == </w:t>
-      </w:r>
-      <w:proofErr w:type="spellStart"/>
-      <w:r>
-        <w:t>drugsModal</w:t>
-      </w:r>
-      <w:proofErr w:type="spellEnd"/>
-      <w:r>
-        <w:t xml:space="preserve">) </w:t>
-      </w:r>
-      <w:proofErr w:type="spellStart"/>
-      <w:proofErr w:type="gramStart"/>
-      <w:r>
-        <w:t>drugsModal.style.display</w:t>
-      </w:r>
-      <w:proofErr w:type="spellEnd"/>
-      <w:proofErr w:type="gramEnd"/>
-      <w:r>
-        <w:t xml:space="preserve"> = "none";</w:t>
+        <w:t xml:space="preserve">    const vetModal = document.getElementById('vetModal');</w:t>
+      </w:r>
+    </w:p>
+    <w:p>
+      <w:r>
+        <w:t xml:space="preserve">    const drugsModal = document.getElementById('drugsModal');</w:t>
+      </w:r>
+    </w:p>
+    <w:p>
+      <w:r>
+        <w:t xml:space="preserve">    if (event.target == vetModal) vetModal.style.display = "none";</w:t>
+      </w:r>
+    </w:p>
+    <w:p>
+      <w:r>
+        <w:t xml:space="preserve">    if (event.target == drugsModal) drugsModal.style.display = "none";</w:t>
       </w:r>
     </w:p>
     <w:p>
